--- a/ІО-64_Педь_lab1.docx
+++ b/ІО-64_Педь_lab1.docx
@@ -494,7 +494,7 @@
           <w:sz w:val="28"/>
           <w:szCs w:val="28"/>
         </w:rPr>
-        <w:t>Серієнко А. М.</w:t>
+        <w:t>Русінов В.В</w:t>
       </w:r>
     </w:p>
     <w:p>
@@ -682,7 +682,7 @@
           <w:bCs/>
           <w:sz w:val="28"/>
           <w:szCs w:val="28"/>
-          <w:lang w:val="en-US"/>
+          <w:lang w:val="ru-RU"/>
         </w:rPr>
       </w:pPr>
       <w:r>
@@ -702,7 +702,7 @@
           <w:bCs/>
           <w:sz w:val="28"/>
           <w:szCs w:val="28"/>
-          <w:lang w:val="en-US"/>
+          <w:lang w:val="ru-RU"/>
         </w:rPr>
         <w:t>:</w:t>
       </w:r>
@@ -2537,51 +2537,7 @@
           <w:szCs w:val="22"/>
         </w:rPr>
         <w:lastRenderedPageBreak/>
-        <w:t xml:space="preserve">Діаграма алгоритму програми </w:t>
-      </w:r>
-      <w:r>
-        <w:rPr>
-          <w:rFonts w:ascii="Calibri" w:hAnsi="Calibri" w:cs="Calibri"/>
-          <w:b/>
-          <w:bCs/>
-          <w:color w:val="000000"/>
-          <w:sz w:val="22"/>
-          <w:szCs w:val="22"/>
-        </w:rPr>
-        <w:t>2</w:t>
-      </w:r>
-      <w:r>
-        <w:rPr>
-          <w:rFonts w:ascii="Calibri" w:hAnsi="Calibri" w:cs="Calibri"/>
-          <w:b/>
-          <w:bCs/>
-          <w:color w:val="000000"/>
-          <w:sz w:val="22"/>
-          <w:szCs w:val="22"/>
-        </w:rPr>
-        <w:t xml:space="preserve"> (</w:t>
-      </w:r>
-      <w:r>
-        <w:rPr>
-          <w:rFonts w:ascii="Calibri" w:hAnsi="Calibri" w:cs="Calibri"/>
-          <w:b/>
-          <w:bCs/>
-          <w:color w:val="000000"/>
-          <w:sz w:val="22"/>
-          <w:szCs w:val="22"/>
-        </w:rPr>
-        <w:t>з</w:t>
-      </w:r>
-      <w:r>
-        <w:rPr>
-          <w:rFonts w:ascii="Calibri" w:hAnsi="Calibri" w:cs="Calibri"/>
-          <w:b/>
-          <w:bCs/>
-          <w:color w:val="000000"/>
-          <w:sz w:val="22"/>
-          <w:szCs w:val="22"/>
-        </w:rPr>
-        <w:t xml:space="preserve"> булевих операцій) </w:t>
+        <w:t>Діаграма алгоритму програми 2 (з булевих операцій) </w:t>
       </w:r>
     </w:p>
     <w:p>
@@ -3150,6 +3106,7 @@
       <w:r>
         <w:rPr>
           <w:rFonts w:ascii="Times New Roman" w:hAnsi="Times New Roman" w:cs="Times New Roman"/>
+          <w:noProof/>
           <w:sz w:val="28"/>
           <w:szCs w:val="28"/>
           <w:lang w:val="en-US"/>
@@ -3205,6 +3162,7 @@
       <w:r>
         <w:rPr>
           <w:rFonts w:ascii="Times New Roman" w:hAnsi="Times New Roman" w:cs="Times New Roman"/>
+          <w:noProof/>
           <w:sz w:val="28"/>
           <w:szCs w:val="28"/>
           <w:lang w:val="en-US"/>
@@ -3259,6 +3217,7 @@
       <w:r>
         <w:rPr>
           <w:rFonts w:ascii="Times New Roman" w:hAnsi="Times New Roman" w:cs="Times New Roman"/>
+          <w:noProof/>
           <w:sz w:val="28"/>
           <w:szCs w:val="28"/>
           <w:lang w:val="en-US"/>
@@ -3314,6 +3273,7 @@
       <w:r>
         <w:rPr>
           <w:rFonts w:ascii="Times New Roman" w:hAnsi="Times New Roman" w:cs="Times New Roman"/>
+          <w:noProof/>
           <w:sz w:val="28"/>
           <w:szCs w:val="28"/>
           <w:lang w:val="en-US"/>
@@ -3368,6 +3328,7 @@
       <w:r>
         <w:rPr>
           <w:rFonts w:ascii="Times New Roman" w:hAnsi="Times New Roman" w:cs="Times New Roman"/>
+          <w:noProof/>
           <w:sz w:val="28"/>
           <w:szCs w:val="28"/>
           <w:lang w:val="en-US"/>
@@ -3462,6 +3423,7 @@
       <w:r>
         <w:rPr>
           <w:rFonts w:ascii="Times New Roman" w:hAnsi="Times New Roman" w:cs="Times New Roman"/>
+          <w:noProof/>
           <w:sz w:val="28"/>
           <w:szCs w:val="28"/>
           <w:lang w:val="en-US"/>
@@ -3516,6 +3478,7 @@
       <w:r>
         <w:rPr>
           <w:rFonts w:ascii="Times New Roman" w:hAnsi="Times New Roman" w:cs="Times New Roman"/>
+          <w:noProof/>
           <w:sz w:val="28"/>
           <w:szCs w:val="28"/>
           <w:lang w:val="en-US"/>
@@ -3571,6 +3534,7 @@
       <w:r>
         <w:rPr>
           <w:rFonts w:ascii="Times New Roman" w:hAnsi="Times New Roman" w:cs="Times New Roman"/>
+          <w:noProof/>
           <w:sz w:val="28"/>
           <w:szCs w:val="28"/>
           <w:lang w:val="en-US"/>
@@ -3625,6 +3589,7 @@
       <w:r>
         <w:rPr>
           <w:rFonts w:ascii="Times New Roman" w:hAnsi="Times New Roman" w:cs="Times New Roman"/>
+          <w:noProof/>
           <w:sz w:val="28"/>
           <w:szCs w:val="28"/>
           <w:lang w:val="en-US"/>
@@ -3680,6 +3645,7 @@
       <w:r>
         <w:rPr>
           <w:rFonts w:ascii="Times New Roman" w:hAnsi="Times New Roman" w:cs="Times New Roman"/>
+          <w:noProof/>
           <w:sz w:val="28"/>
           <w:szCs w:val="28"/>
           <w:lang w:val="en-US"/>
@@ -3743,93 +3709,102 @@
           <w:bCs/>
           <w:sz w:val="28"/>
           <w:szCs w:val="28"/>
+          <w:lang w:val="ru-RU"/>
+        </w:rPr>
+      </w:pPr>
+      <w:r>
+        <w:rPr>
+          <w:rFonts w:ascii="Times New Roman" w:hAnsi="Times New Roman" w:cs="Times New Roman"/>
+          <w:b/>
+          <w:bCs/>
+          <w:sz w:val="28"/>
+          <w:szCs w:val="28"/>
+        </w:rPr>
+        <w:t>Висновок</w:t>
+      </w:r>
+      <w:r>
+        <w:rPr>
+          <w:rFonts w:ascii="Times New Roman" w:hAnsi="Times New Roman" w:cs="Times New Roman"/>
+          <w:b/>
+          <w:bCs/>
+          <w:sz w:val="28"/>
+          <w:szCs w:val="28"/>
+          <w:lang w:val="ru-RU"/>
+        </w:rPr>
+        <w:t>:</w:t>
+      </w:r>
+    </w:p>
+    <w:p>
+      <w:pPr>
+        <w:shd w:val="clear" w:color="auto" w:fill="FFFFFF" w:themeFill="background1"/>
+        <w:rPr>
+          <w:rFonts w:ascii="Times New Roman" w:hAnsi="Times New Roman" w:cs="Times New Roman"/>
+          <w:sz w:val="28"/>
+          <w:szCs w:val="28"/>
+        </w:rPr>
+      </w:pPr>
+      <w:r>
+        <w:rPr>
+          <w:rFonts w:ascii="Times New Roman" w:hAnsi="Times New Roman" w:cs="Times New Roman"/>
+          <w:sz w:val="28"/>
+          <w:szCs w:val="28"/>
+        </w:rPr>
+        <w:t>Під час виконання Лабораторної роботи №1, я навчився використовувати теоретичні знання на практиці. Також вивчив елементарні операції на мові С.</w:t>
+      </w:r>
+    </w:p>
+    <w:p>
+      <w:pPr>
+        <w:shd w:val="clear" w:color="auto" w:fill="FFFFFF" w:themeFill="background1"/>
+        <w:rPr>
+          <w:rFonts w:ascii="Times New Roman" w:hAnsi="Times New Roman" w:cs="Times New Roman"/>
+          <w:sz w:val="28"/>
+          <w:szCs w:val="28"/>
+          <w:lang w:val="ru-RU"/>
+        </w:rPr>
+      </w:pPr>
+      <w:r>
+        <w:rPr>
+          <w:rFonts w:ascii="Times New Roman" w:hAnsi="Times New Roman" w:cs="Times New Roman"/>
+          <w:sz w:val="28"/>
+          <w:szCs w:val="28"/>
+        </w:rPr>
+        <w:t xml:space="preserve">Навчився працювати в програмному середовищі </w:t>
+      </w:r>
+      <w:r>
+        <w:rPr>
+          <w:rFonts w:ascii="Times New Roman" w:hAnsi="Times New Roman" w:cs="Times New Roman"/>
+          <w:sz w:val="28"/>
+          <w:szCs w:val="28"/>
           <w:lang w:val="en-US"/>
         </w:rPr>
-      </w:pPr>
-      <w:r>
-        <w:rPr>
-          <w:rFonts w:ascii="Times New Roman" w:hAnsi="Times New Roman" w:cs="Times New Roman"/>
-          <w:b/>
-          <w:bCs/>
-          <w:sz w:val="28"/>
-          <w:szCs w:val="28"/>
-        </w:rPr>
-        <w:t>Висновок</w:t>
-      </w:r>
-      <w:r>
-        <w:rPr>
-          <w:rFonts w:ascii="Times New Roman" w:hAnsi="Times New Roman" w:cs="Times New Roman"/>
-          <w:b/>
-          <w:bCs/>
+        <w:t>Code</w:t>
+      </w:r>
+      <w:r>
+        <w:rPr>
+          <w:rFonts w:ascii="Times New Roman" w:hAnsi="Times New Roman" w:cs="Times New Roman"/>
+          <w:sz w:val="28"/>
+          <w:szCs w:val="28"/>
+          <w:lang w:val="ru-RU"/>
+        </w:rPr>
+        <w:t>:</w:t>
+      </w:r>
+      <w:r>
+        <w:rPr>
+          <w:rFonts w:ascii="Times New Roman" w:hAnsi="Times New Roman" w:cs="Times New Roman"/>
+          <w:sz w:val="28"/>
+          <w:szCs w:val="28"/>
+          <w:lang w:val="ru-RU"/>
+        </w:rPr>
+        <w:t>:</w:t>
+      </w:r>
+      <w:r>
+        <w:rPr>
+          <w:rFonts w:ascii="Times New Roman" w:hAnsi="Times New Roman" w:cs="Times New Roman"/>
           <w:sz w:val="28"/>
           <w:szCs w:val="28"/>
           <w:lang w:val="en-US"/>
         </w:rPr>
-        <w:t>:</w:t>
-      </w:r>
-    </w:p>
-    <w:p>
-      <w:pPr>
-        <w:shd w:val="clear" w:color="auto" w:fill="FFFFFF" w:themeFill="background1"/>
-        <w:rPr>
-          <w:rFonts w:ascii="Times New Roman" w:hAnsi="Times New Roman" w:cs="Times New Roman"/>
-          <w:sz w:val="28"/>
-          <w:szCs w:val="28"/>
-        </w:rPr>
-      </w:pPr>
-      <w:r>
-        <w:rPr>
-          <w:rFonts w:ascii="Times New Roman" w:hAnsi="Times New Roman" w:cs="Times New Roman"/>
-          <w:sz w:val="28"/>
-          <w:szCs w:val="28"/>
-        </w:rPr>
-        <w:t>Під час виконання Лабораторної роботи №1, я навчився використовувати теоретичні знання на практиці. Також вивчив елементарні операції на мові С.</w:t>
-      </w:r>
-    </w:p>
-    <w:p>
-      <w:pPr>
-        <w:shd w:val="clear" w:color="auto" w:fill="FFFFFF" w:themeFill="background1"/>
-        <w:rPr>
-          <w:rFonts w:ascii="Times New Roman" w:hAnsi="Times New Roman" w:cs="Times New Roman"/>
-          <w:sz w:val="28"/>
-          <w:szCs w:val="28"/>
-          <w:lang w:val="ru-RU"/>
-        </w:rPr>
-      </w:pPr>
-      <w:r>
-        <w:rPr>
-          <w:rFonts w:ascii="Times New Roman" w:hAnsi="Times New Roman" w:cs="Times New Roman"/>
-          <w:sz w:val="28"/>
-          <w:szCs w:val="28"/>
-        </w:rPr>
-        <w:t xml:space="preserve">Навчився працювати в програмному середовищі </w:t>
-      </w:r>
-      <w:r>
-        <w:rPr>
-          <w:rFonts w:ascii="Times New Roman" w:hAnsi="Times New Roman" w:cs="Times New Roman"/>
-          <w:sz w:val="28"/>
-          <w:szCs w:val="28"/>
-          <w:lang w:val="en-US"/>
-        </w:rPr>
-        <w:t>Code</w:t>
-      </w:r>
-      <w:r>
-        <w:rPr>
-          <w:rFonts w:ascii="Times New Roman" w:hAnsi="Times New Roman" w:cs="Times New Roman"/>
-          <w:sz w:val="28"/>
-          <w:szCs w:val="28"/>
-          <w:lang w:val="ru-RU"/>
-        </w:rPr>
-        <w:t>:</w:t>
-      </w:r>
-      <w:r>
-        <w:rPr>
-          <w:rFonts w:ascii="Times New Roman" w:hAnsi="Times New Roman" w:cs="Times New Roman"/>
-          <w:sz w:val="28"/>
-          <w:szCs w:val="28"/>
-          <w:lang w:val="en-US"/>
-        </w:rPr>
-        <w:t>:Blocks</w:t>
+        <w:t>Blocks</w:t>
       </w:r>
     </w:p>
     <w:sectPr>

--- a/ІО-64_Педь_lab1.docx
+++ b/ІО-64_Педь_lab1.docx
@@ -434,7 +434,27 @@
           <w:sz w:val="28"/>
           <w:szCs w:val="28"/>
         </w:rPr>
-        <w:t xml:space="preserve">студент групи ІО-44 </w:t>
+        <w:t>студент групи ІО-</w:t>
+      </w:r>
+      <w:r>
+        <w:rPr>
+          <w:rFonts w:ascii="Times New Roman" w:hAnsi="Times New Roman" w:cs="Times New Roman"/>
+          <w:b/>
+          <w:bCs/>
+          <w:sz w:val="28"/>
+          <w:szCs w:val="28"/>
+        </w:rPr>
+        <w:t>6</w:t>
+      </w:r>
+      <w:r>
+        <w:rPr>
+          <w:rFonts w:ascii="Times New Roman" w:hAnsi="Times New Roman" w:cs="Times New Roman"/>
+          <w:b/>
+          <w:bCs/>
+          <w:sz w:val="28"/>
+          <w:szCs w:val="28"/>
+        </w:rPr>
+        <w:t xml:space="preserve">4 </w:t>
       </w:r>
       <w:r>
         <w:rPr>
@@ -486,57 +506,79 @@
         </w:rPr>
         <w:tab/>
       </w:r>
-      <w:r>
-        <w:rPr>
-          <w:rFonts w:ascii="Times New Roman" w:hAnsi="Times New Roman" w:cs="Times New Roman"/>
-          <w:b/>
-          <w:bCs/>
-          <w:sz w:val="28"/>
-          <w:szCs w:val="28"/>
-        </w:rPr>
-        <w:t>Русінов В.В</w:t>
-      </w:r>
-    </w:p>
-    <w:p>
-      <w:pPr>
-        <w:rPr>
-          <w:rFonts w:ascii="Times New Roman" w:hAnsi="Times New Roman" w:cs="Times New Roman"/>
-          <w:b/>
-          <w:bCs/>
-          <w:sz w:val="28"/>
-          <w:szCs w:val="28"/>
-        </w:rPr>
-      </w:pPr>
-      <w:r>
-        <w:rPr>
-          <w:rFonts w:ascii="Times New Roman" w:hAnsi="Times New Roman" w:cs="Times New Roman"/>
-          <w:b/>
-          <w:bCs/>
-          <w:sz w:val="28"/>
-          <w:szCs w:val="28"/>
-        </w:rPr>
-        <w:t>Михаць Роман Андрійович</w:t>
-      </w:r>
-    </w:p>
-    <w:p>
-      <w:pPr>
-        <w:rPr>
-          <w:rFonts w:ascii="Times New Roman" w:hAnsi="Times New Roman" w:cs="Times New Roman"/>
-          <w:b/>
-          <w:bCs/>
-          <w:sz w:val="28"/>
-          <w:szCs w:val="28"/>
-        </w:rPr>
-      </w:pPr>
-      <w:r>
-        <w:rPr>
-          <w:rFonts w:ascii="Times New Roman" w:hAnsi="Times New Roman" w:cs="Times New Roman"/>
-          <w:b/>
-          <w:bCs/>
-          <w:sz w:val="28"/>
-          <w:szCs w:val="28"/>
-        </w:rPr>
-        <w:t>номер у списку групи: 16</w:t>
+      <w:proofErr w:type="spellStart"/>
+      <w:r>
+        <w:rPr>
+          <w:rFonts w:ascii="Times New Roman" w:hAnsi="Times New Roman" w:cs="Times New Roman"/>
+          <w:b/>
+          <w:bCs/>
+          <w:sz w:val="28"/>
+          <w:szCs w:val="28"/>
+        </w:rPr>
+        <w:t>Русінов</w:t>
+      </w:r>
+      <w:proofErr w:type="spellEnd"/>
+      <w:r>
+        <w:rPr>
+          <w:rFonts w:ascii="Times New Roman" w:hAnsi="Times New Roman" w:cs="Times New Roman"/>
+          <w:b/>
+          <w:bCs/>
+          <w:sz w:val="28"/>
+          <w:szCs w:val="28"/>
+        </w:rPr>
+        <w:t xml:space="preserve"> В.В</w:t>
+      </w:r>
+    </w:p>
+    <w:p>
+      <w:pPr>
+        <w:rPr>
+          <w:rFonts w:ascii="Times New Roman" w:hAnsi="Times New Roman" w:cs="Times New Roman"/>
+          <w:b/>
+          <w:bCs/>
+          <w:sz w:val="28"/>
+          <w:szCs w:val="28"/>
+        </w:rPr>
+      </w:pPr>
+      <w:r>
+        <w:rPr>
+          <w:rFonts w:ascii="Times New Roman" w:hAnsi="Times New Roman" w:cs="Times New Roman"/>
+          <w:b/>
+          <w:bCs/>
+          <w:sz w:val="28"/>
+          <w:szCs w:val="28"/>
+        </w:rPr>
+        <w:t>Пед Валерій Вікторович</w:t>
+      </w:r>
+    </w:p>
+    <w:p>
+      <w:pPr>
+        <w:rPr>
+          <w:rFonts w:ascii="Times New Roman" w:hAnsi="Times New Roman" w:cs="Times New Roman"/>
+          <w:b/>
+          <w:bCs/>
+          <w:sz w:val="28"/>
+          <w:szCs w:val="28"/>
+        </w:rPr>
+      </w:pPr>
+      <w:r>
+        <w:rPr>
+          <w:rFonts w:ascii="Times New Roman" w:hAnsi="Times New Roman" w:cs="Times New Roman"/>
+          <w:b/>
+          <w:bCs/>
+          <w:sz w:val="28"/>
+          <w:szCs w:val="28"/>
+        </w:rPr>
+        <w:t>номер у списку групи: 1</w:t>
+      </w:r>
+      <w:r>
+        <w:rPr>
+          <w:rFonts w:ascii="Times New Roman" w:hAnsi="Times New Roman" w:cs="Times New Roman"/>
+          <w:b/>
+          <w:bCs/>
+          <w:sz w:val="28"/>
+          <w:szCs w:val="28"/>
+        </w:rPr>
+        <w:t>7</w:t>
       </w:r>
     </w:p>
     <w:p>
@@ -594,7 +636,17 @@
           <w:sz w:val="28"/>
           <w:szCs w:val="28"/>
         </w:rPr>
-        <w:t>Київ 2024</w:t>
+        <w:t>Київ 202</w:t>
+      </w:r>
+      <w:r>
+        <w:rPr>
+          <w:rFonts w:ascii="Times New Roman" w:hAnsi="Times New Roman" w:cs="Times New Roman"/>
+          <w:b/>
+          <w:bCs/>
+          <w:sz w:val="28"/>
+          <w:szCs w:val="28"/>
+        </w:rPr>
+        <w:t>6</w:t>
       </w:r>
     </w:p>
     <w:p>
@@ -658,7 +710,43 @@
           <w:sz w:val="28"/>
           <w:szCs w:val="28"/>
         </w:rPr>
-        <w:t>Задано дійсне число x. Визначити значення заданої за варіантом кусково-неперервної функції y(x), якщо воно існує, або вивести на екран повідомлення про неіснування функції для заданого x.</w:t>
+        <w:t xml:space="preserve">Задано дійсне число x. Визначити значення заданої за варіантом </w:t>
+      </w:r>
+      <w:proofErr w:type="spellStart"/>
+      <w:r>
+        <w:rPr>
+          <w:rFonts w:ascii="Times New Roman" w:hAnsi="Times New Roman" w:cs="Times New Roman"/>
+          <w:sz w:val="28"/>
+          <w:szCs w:val="28"/>
+        </w:rPr>
+        <w:t>кусково</w:t>
+      </w:r>
+      <w:proofErr w:type="spellEnd"/>
+      <w:r>
+        <w:rPr>
+          <w:rFonts w:ascii="Times New Roman" w:hAnsi="Times New Roman" w:cs="Times New Roman"/>
+          <w:sz w:val="28"/>
+          <w:szCs w:val="28"/>
+        </w:rPr>
+        <w:t xml:space="preserve">-неперервної функції y(x), якщо воно існує, або вивести на екран повідомлення про </w:t>
+      </w:r>
+      <w:proofErr w:type="spellStart"/>
+      <w:r>
+        <w:rPr>
+          <w:rFonts w:ascii="Times New Roman" w:hAnsi="Times New Roman" w:cs="Times New Roman"/>
+          <w:sz w:val="28"/>
+          <w:szCs w:val="28"/>
+        </w:rPr>
+        <w:t>неіснування</w:t>
+      </w:r>
+      <w:proofErr w:type="spellEnd"/>
+      <w:r>
+        <w:rPr>
+          <w:rFonts w:ascii="Times New Roman" w:hAnsi="Times New Roman" w:cs="Times New Roman"/>
+          <w:sz w:val="28"/>
+          <w:szCs w:val="28"/>
+        </w:rPr>
+        <w:t xml:space="preserve"> функції для заданого x.</w:t>
       </w:r>
     </w:p>
     <w:p>
@@ -758,7 +846,61 @@
           <w:sz w:val="28"/>
           <w:szCs w:val="28"/>
         </w:rPr>
-        <w:t>У програмі дозволяється використовувати тільки одиничні операції порівняння (=, &lt;&gt;, &lt;, &lt;=, &gt;, &gt;=) і не дозволяється використовувати булеві (логічні) операції (not, and, or тощо);</w:t>
+        <w:t>У програмі дозволяється використовувати тільки одиничні операції порівняння (=, &lt;&gt;, &lt;, &lt;=, &gt;, &gt;=) і не дозволяється використовувати булеві (логічні) операції (</w:t>
+      </w:r>
+      <w:proofErr w:type="spellStart"/>
+      <w:r>
+        <w:rPr>
+          <w:rFonts w:ascii="Times New Roman" w:hAnsi="Times New Roman" w:cs="Times New Roman"/>
+          <w:sz w:val="28"/>
+          <w:szCs w:val="28"/>
+        </w:rPr>
+        <w:t>not</w:t>
+      </w:r>
+      <w:proofErr w:type="spellEnd"/>
+      <w:r>
+        <w:rPr>
+          <w:rFonts w:ascii="Times New Roman" w:hAnsi="Times New Roman" w:cs="Times New Roman"/>
+          <w:sz w:val="28"/>
+          <w:szCs w:val="28"/>
+        </w:rPr>
+        <w:t xml:space="preserve">, </w:t>
+      </w:r>
+      <w:proofErr w:type="spellStart"/>
+      <w:r>
+        <w:rPr>
+          <w:rFonts w:ascii="Times New Roman" w:hAnsi="Times New Roman" w:cs="Times New Roman"/>
+          <w:sz w:val="28"/>
+          <w:szCs w:val="28"/>
+        </w:rPr>
+        <w:t>and</w:t>
+      </w:r>
+      <w:proofErr w:type="spellEnd"/>
+      <w:r>
+        <w:rPr>
+          <w:rFonts w:ascii="Times New Roman" w:hAnsi="Times New Roman" w:cs="Times New Roman"/>
+          <w:sz w:val="28"/>
+          <w:szCs w:val="28"/>
+        </w:rPr>
+        <w:t xml:space="preserve">, </w:t>
+      </w:r>
+      <w:proofErr w:type="spellStart"/>
+      <w:r>
+        <w:rPr>
+          <w:rFonts w:ascii="Times New Roman" w:hAnsi="Times New Roman" w:cs="Times New Roman"/>
+          <w:sz w:val="28"/>
+          <w:szCs w:val="28"/>
+        </w:rPr>
+        <w:t>or</w:t>
+      </w:r>
+      <w:proofErr w:type="spellEnd"/>
+      <w:r>
+        <w:rPr>
+          <w:rFonts w:ascii="Times New Roman" w:hAnsi="Times New Roman" w:cs="Times New Roman"/>
+          <w:sz w:val="28"/>
+          <w:szCs w:val="28"/>
+        </w:rPr>
+        <w:t xml:space="preserve"> тощо);</w:t>
       </w:r>
     </w:p>
     <w:p>
@@ -784,7 +926,61 @@
           <w:sz w:val="28"/>
           <w:szCs w:val="28"/>
         </w:rPr>
-        <w:t>У програмі необхідно обов'язково використати булеві (логічні) операції (not, and, or тощо); використання булевих операцій не повинно бути надлишковим.</w:t>
+        <w:t>У програмі необхідно обов'язково використати булеві (логічні) операції (</w:t>
+      </w:r>
+      <w:proofErr w:type="spellStart"/>
+      <w:r>
+        <w:rPr>
+          <w:rFonts w:ascii="Times New Roman" w:hAnsi="Times New Roman" w:cs="Times New Roman"/>
+          <w:sz w:val="28"/>
+          <w:szCs w:val="28"/>
+        </w:rPr>
+        <w:t>not</w:t>
+      </w:r>
+      <w:proofErr w:type="spellEnd"/>
+      <w:r>
+        <w:rPr>
+          <w:rFonts w:ascii="Times New Roman" w:hAnsi="Times New Roman" w:cs="Times New Roman"/>
+          <w:sz w:val="28"/>
+          <w:szCs w:val="28"/>
+        </w:rPr>
+        <w:t xml:space="preserve">, </w:t>
+      </w:r>
+      <w:proofErr w:type="spellStart"/>
+      <w:r>
+        <w:rPr>
+          <w:rFonts w:ascii="Times New Roman" w:hAnsi="Times New Roman" w:cs="Times New Roman"/>
+          <w:sz w:val="28"/>
+          <w:szCs w:val="28"/>
+        </w:rPr>
+        <w:t>and</w:t>
+      </w:r>
+      <w:proofErr w:type="spellEnd"/>
+      <w:r>
+        <w:rPr>
+          <w:rFonts w:ascii="Times New Roman" w:hAnsi="Times New Roman" w:cs="Times New Roman"/>
+          <w:sz w:val="28"/>
+          <w:szCs w:val="28"/>
+        </w:rPr>
+        <w:t xml:space="preserve">, </w:t>
+      </w:r>
+      <w:proofErr w:type="spellStart"/>
+      <w:r>
+        <w:rPr>
+          <w:rFonts w:ascii="Times New Roman" w:hAnsi="Times New Roman" w:cs="Times New Roman"/>
+          <w:sz w:val="28"/>
+          <w:szCs w:val="28"/>
+        </w:rPr>
+        <w:t>or</w:t>
+      </w:r>
+      <w:proofErr w:type="spellEnd"/>
+      <w:r>
+        <w:rPr>
+          <w:rFonts w:ascii="Times New Roman" w:hAnsi="Times New Roman" w:cs="Times New Roman"/>
+          <w:sz w:val="28"/>
+          <w:szCs w:val="28"/>
+        </w:rPr>
+        <w:t xml:space="preserve"> тощо); використання булевих операцій не повинно бути надлишковим.</w:t>
       </w:r>
       <w:r>
         <w:rPr>
@@ -1299,28 +1495,47 @@
           <w:sz w:val="28"/>
           <w:szCs w:val="28"/>
         </w:rPr>
-        <w:t>#include &lt;stdio.h&gt;</w:t>
-      </w:r>
-    </w:p>
-    <w:p>
-      <w:pPr>
-        <w:shd w:val="clear" w:color="auto" w:fill="FFFFFF" w:themeFill="background1"/>
-        <w:rPr>
-          <w:rFonts w:ascii="Times New Roman" w:hAnsi="Times New Roman" w:cs="Times New Roman"/>
-          <w:sz w:val="28"/>
-          <w:szCs w:val="28"/>
-        </w:rPr>
-      </w:pPr>
-    </w:p>
-    <w:p>
-      <w:pPr>
-        <w:shd w:val="clear" w:color="auto" w:fill="FFFFFF" w:themeFill="background1"/>
-        <w:rPr>
-          <w:rFonts w:ascii="Times New Roman" w:hAnsi="Times New Roman" w:cs="Times New Roman"/>
-          <w:sz w:val="28"/>
-          <w:szCs w:val="28"/>
-        </w:rPr>
-      </w:pPr>
+        <w:t>#include &lt;</w:t>
+      </w:r>
+      <w:proofErr w:type="spellStart"/>
+      <w:r>
+        <w:rPr>
+          <w:rFonts w:ascii="Times New Roman" w:hAnsi="Times New Roman" w:cs="Times New Roman"/>
+          <w:sz w:val="28"/>
+          <w:szCs w:val="28"/>
+        </w:rPr>
+        <w:t>stdio.h</w:t>
+      </w:r>
+      <w:proofErr w:type="spellEnd"/>
+      <w:r>
+        <w:rPr>
+          <w:rFonts w:ascii="Times New Roman" w:hAnsi="Times New Roman" w:cs="Times New Roman"/>
+          <w:sz w:val="28"/>
+          <w:szCs w:val="28"/>
+        </w:rPr>
+        <w:t>&gt;</w:t>
+      </w:r>
+    </w:p>
+    <w:p>
+      <w:pPr>
+        <w:shd w:val="clear" w:color="auto" w:fill="FFFFFF" w:themeFill="background1"/>
+        <w:rPr>
+          <w:rFonts w:ascii="Times New Roman" w:hAnsi="Times New Roman" w:cs="Times New Roman"/>
+          <w:sz w:val="28"/>
+          <w:szCs w:val="28"/>
+        </w:rPr>
+      </w:pPr>
+    </w:p>
+    <w:p>
+      <w:pPr>
+        <w:shd w:val="clear" w:color="auto" w:fill="FFFFFF" w:themeFill="background1"/>
+        <w:rPr>
+          <w:rFonts w:ascii="Times New Roman" w:hAnsi="Times New Roman" w:cs="Times New Roman"/>
+          <w:sz w:val="28"/>
+          <w:szCs w:val="28"/>
+        </w:rPr>
+      </w:pPr>
+      <w:proofErr w:type="spellStart"/>
       <w:r>
         <w:rPr>
           <w:rFonts w:ascii="Times New Roman" w:hAnsi="Times New Roman" w:cs="Times New Roman"/>
@@ -1328,7 +1543,34 @@
           <w:szCs w:val="28"/>
         </w:rPr>
         <w:lastRenderedPageBreak/>
-        <w:t>int main()</w:t>
+        <w:t>int</w:t>
+      </w:r>
+      <w:proofErr w:type="spellEnd"/>
+      <w:r>
+        <w:rPr>
+          <w:rFonts w:ascii="Times New Roman" w:hAnsi="Times New Roman" w:cs="Times New Roman"/>
+          <w:sz w:val="28"/>
+          <w:szCs w:val="28"/>
+        </w:rPr>
+        <w:t xml:space="preserve"> </w:t>
+      </w:r>
+      <w:proofErr w:type="spellStart"/>
+      <w:r>
+        <w:rPr>
+          <w:rFonts w:ascii="Times New Roman" w:hAnsi="Times New Roman" w:cs="Times New Roman"/>
+          <w:sz w:val="28"/>
+          <w:szCs w:val="28"/>
+        </w:rPr>
+        <w:t>main</w:t>
+      </w:r>
+      <w:proofErr w:type="spellEnd"/>
+      <w:r>
+        <w:rPr>
+          <w:rFonts w:ascii="Times New Roman" w:hAnsi="Times New Roman" w:cs="Times New Roman"/>
+          <w:sz w:val="28"/>
+          <w:szCs w:val="28"/>
+        </w:rPr>
+        <w:t>()</w:t>
       </w:r>
     </w:p>
     <w:p>
@@ -1364,81 +1606,171 @@
           <w:sz w:val="28"/>
           <w:szCs w:val="28"/>
         </w:rPr>
-        <w:t xml:space="preserve">    float x, y;</w:t>
-      </w:r>
-    </w:p>
-    <w:p>
-      <w:pPr>
-        <w:shd w:val="clear" w:color="auto" w:fill="FFFFFF" w:themeFill="background1"/>
-        <w:rPr>
-          <w:rFonts w:ascii="Times New Roman" w:hAnsi="Times New Roman" w:cs="Times New Roman"/>
-          <w:sz w:val="28"/>
-          <w:szCs w:val="28"/>
-        </w:rPr>
-      </w:pPr>
-    </w:p>
-    <w:p>
-      <w:pPr>
-        <w:shd w:val="clear" w:color="auto" w:fill="FFFFFF" w:themeFill="background1"/>
-        <w:rPr>
-          <w:rFonts w:ascii="Times New Roman" w:hAnsi="Times New Roman" w:cs="Times New Roman"/>
-          <w:sz w:val="28"/>
-          <w:szCs w:val="28"/>
-        </w:rPr>
-      </w:pPr>
-      <w:r>
-        <w:rPr>
-          <w:rFonts w:ascii="Times New Roman" w:hAnsi="Times New Roman" w:cs="Times New Roman"/>
-          <w:sz w:val="28"/>
-          <w:szCs w:val="28"/>
-        </w:rPr>
-        <w:t xml:space="preserve">    printf("Enter x: ");</w:t>
-      </w:r>
-    </w:p>
-    <w:p>
-      <w:pPr>
-        <w:shd w:val="clear" w:color="auto" w:fill="FFFFFF" w:themeFill="background1"/>
-        <w:rPr>
-          <w:rFonts w:ascii="Times New Roman" w:hAnsi="Times New Roman" w:cs="Times New Roman"/>
-          <w:sz w:val="28"/>
-          <w:szCs w:val="28"/>
-        </w:rPr>
-      </w:pPr>
-      <w:r>
-        <w:rPr>
-          <w:rFonts w:ascii="Times New Roman" w:hAnsi="Times New Roman" w:cs="Times New Roman"/>
-          <w:sz w:val="28"/>
-          <w:szCs w:val="28"/>
-        </w:rPr>
-        <w:t xml:space="preserve">    scanf("%f", &amp;x);</w:t>
-      </w:r>
-    </w:p>
-    <w:p>
-      <w:pPr>
-        <w:shd w:val="clear" w:color="auto" w:fill="FFFFFF" w:themeFill="background1"/>
-        <w:rPr>
-          <w:rFonts w:ascii="Times New Roman" w:hAnsi="Times New Roman" w:cs="Times New Roman"/>
-          <w:sz w:val="28"/>
-          <w:szCs w:val="28"/>
-        </w:rPr>
-      </w:pPr>
-    </w:p>
-    <w:p>
-      <w:pPr>
-        <w:shd w:val="clear" w:color="auto" w:fill="FFFFFF" w:themeFill="background1"/>
-        <w:rPr>
-          <w:rFonts w:ascii="Times New Roman" w:hAnsi="Times New Roman" w:cs="Times New Roman"/>
-          <w:sz w:val="28"/>
-          <w:szCs w:val="28"/>
-        </w:rPr>
-      </w:pPr>
-      <w:r>
-        <w:rPr>
-          <w:rFonts w:ascii="Times New Roman" w:hAnsi="Times New Roman" w:cs="Times New Roman"/>
-          <w:sz w:val="28"/>
-          <w:szCs w:val="28"/>
-        </w:rPr>
-        <w:t xml:space="preserve">    if (x &lt; -1)</w:t>
+        <w:t xml:space="preserve">    </w:t>
+      </w:r>
+      <w:proofErr w:type="spellStart"/>
+      <w:r>
+        <w:rPr>
+          <w:rFonts w:ascii="Times New Roman" w:hAnsi="Times New Roman" w:cs="Times New Roman"/>
+          <w:sz w:val="28"/>
+          <w:szCs w:val="28"/>
+        </w:rPr>
+        <w:t>float</w:t>
+      </w:r>
+      <w:proofErr w:type="spellEnd"/>
+      <w:r>
+        <w:rPr>
+          <w:rFonts w:ascii="Times New Roman" w:hAnsi="Times New Roman" w:cs="Times New Roman"/>
+          <w:sz w:val="28"/>
+          <w:szCs w:val="28"/>
+        </w:rPr>
+        <w:t xml:space="preserve"> x, y;</w:t>
+      </w:r>
+    </w:p>
+    <w:p>
+      <w:pPr>
+        <w:shd w:val="clear" w:color="auto" w:fill="FFFFFF" w:themeFill="background1"/>
+        <w:rPr>
+          <w:rFonts w:ascii="Times New Roman" w:hAnsi="Times New Roman" w:cs="Times New Roman"/>
+          <w:sz w:val="28"/>
+          <w:szCs w:val="28"/>
+        </w:rPr>
+      </w:pPr>
+    </w:p>
+    <w:p>
+      <w:pPr>
+        <w:shd w:val="clear" w:color="auto" w:fill="FFFFFF" w:themeFill="background1"/>
+        <w:rPr>
+          <w:rFonts w:ascii="Times New Roman" w:hAnsi="Times New Roman" w:cs="Times New Roman"/>
+          <w:sz w:val="28"/>
+          <w:szCs w:val="28"/>
+        </w:rPr>
+      </w:pPr>
+      <w:r>
+        <w:rPr>
+          <w:rFonts w:ascii="Times New Roman" w:hAnsi="Times New Roman" w:cs="Times New Roman"/>
+          <w:sz w:val="28"/>
+          <w:szCs w:val="28"/>
+        </w:rPr>
+        <w:t xml:space="preserve">    </w:t>
+      </w:r>
+      <w:proofErr w:type="spellStart"/>
+      <w:r>
+        <w:rPr>
+          <w:rFonts w:ascii="Times New Roman" w:hAnsi="Times New Roman" w:cs="Times New Roman"/>
+          <w:sz w:val="28"/>
+          <w:szCs w:val="28"/>
+        </w:rPr>
+        <w:t>printf</w:t>
+      </w:r>
+      <w:proofErr w:type="spellEnd"/>
+      <w:r>
+        <w:rPr>
+          <w:rFonts w:ascii="Times New Roman" w:hAnsi="Times New Roman" w:cs="Times New Roman"/>
+          <w:sz w:val="28"/>
+          <w:szCs w:val="28"/>
+        </w:rPr>
+        <w:t>("</w:t>
+      </w:r>
+      <w:proofErr w:type="spellStart"/>
+      <w:r>
+        <w:rPr>
+          <w:rFonts w:ascii="Times New Roman" w:hAnsi="Times New Roman" w:cs="Times New Roman"/>
+          <w:sz w:val="28"/>
+          <w:szCs w:val="28"/>
+        </w:rPr>
+        <w:t>Enter</w:t>
+      </w:r>
+      <w:proofErr w:type="spellEnd"/>
+      <w:r>
+        <w:rPr>
+          <w:rFonts w:ascii="Times New Roman" w:hAnsi="Times New Roman" w:cs="Times New Roman"/>
+          <w:sz w:val="28"/>
+          <w:szCs w:val="28"/>
+        </w:rPr>
+        <w:t xml:space="preserve"> x: ");</w:t>
+      </w:r>
+    </w:p>
+    <w:p>
+      <w:pPr>
+        <w:shd w:val="clear" w:color="auto" w:fill="FFFFFF" w:themeFill="background1"/>
+        <w:rPr>
+          <w:rFonts w:ascii="Times New Roman" w:hAnsi="Times New Roman" w:cs="Times New Roman"/>
+          <w:sz w:val="28"/>
+          <w:szCs w:val="28"/>
+        </w:rPr>
+      </w:pPr>
+      <w:r>
+        <w:rPr>
+          <w:rFonts w:ascii="Times New Roman" w:hAnsi="Times New Roman" w:cs="Times New Roman"/>
+          <w:sz w:val="28"/>
+          <w:szCs w:val="28"/>
+        </w:rPr>
+        <w:t xml:space="preserve">    </w:t>
+      </w:r>
+      <w:proofErr w:type="spellStart"/>
+      <w:r>
+        <w:rPr>
+          <w:rFonts w:ascii="Times New Roman" w:hAnsi="Times New Roman" w:cs="Times New Roman"/>
+          <w:sz w:val="28"/>
+          <w:szCs w:val="28"/>
+        </w:rPr>
+        <w:t>scanf</w:t>
+      </w:r>
+      <w:proofErr w:type="spellEnd"/>
+      <w:r>
+        <w:rPr>
+          <w:rFonts w:ascii="Times New Roman" w:hAnsi="Times New Roman" w:cs="Times New Roman"/>
+          <w:sz w:val="28"/>
+          <w:szCs w:val="28"/>
+        </w:rPr>
+        <w:t>("%f", &amp;x);</w:t>
+      </w:r>
+    </w:p>
+    <w:p>
+      <w:pPr>
+        <w:shd w:val="clear" w:color="auto" w:fill="FFFFFF" w:themeFill="background1"/>
+        <w:rPr>
+          <w:rFonts w:ascii="Times New Roman" w:hAnsi="Times New Roman" w:cs="Times New Roman"/>
+          <w:sz w:val="28"/>
+          <w:szCs w:val="28"/>
+        </w:rPr>
+      </w:pPr>
+    </w:p>
+    <w:p>
+      <w:pPr>
+        <w:shd w:val="clear" w:color="auto" w:fill="FFFFFF" w:themeFill="background1"/>
+        <w:rPr>
+          <w:rFonts w:ascii="Times New Roman" w:hAnsi="Times New Roman" w:cs="Times New Roman"/>
+          <w:sz w:val="28"/>
+          <w:szCs w:val="28"/>
+        </w:rPr>
+      </w:pPr>
+      <w:r>
+        <w:rPr>
+          <w:rFonts w:ascii="Times New Roman" w:hAnsi="Times New Roman" w:cs="Times New Roman"/>
+          <w:sz w:val="28"/>
+          <w:szCs w:val="28"/>
+        </w:rPr>
+        <w:t xml:space="preserve">    </w:t>
+      </w:r>
+      <w:proofErr w:type="spellStart"/>
+      <w:r>
+        <w:rPr>
+          <w:rFonts w:ascii="Times New Roman" w:hAnsi="Times New Roman" w:cs="Times New Roman"/>
+          <w:sz w:val="28"/>
+          <w:szCs w:val="28"/>
+        </w:rPr>
+        <w:t>if</w:t>
+      </w:r>
+      <w:proofErr w:type="spellEnd"/>
+      <w:r>
+        <w:rPr>
+          <w:rFonts w:ascii="Times New Roman" w:hAnsi="Times New Roman" w:cs="Times New Roman"/>
+          <w:sz w:val="28"/>
+          <w:szCs w:val="28"/>
+        </w:rPr>
+        <w:t xml:space="preserve"> (x &lt; -1)</w:t>
       </w:r>
     </w:p>
     <w:p>
@@ -1492,7 +1824,25 @@
           <w:sz w:val="28"/>
           <w:szCs w:val="28"/>
         </w:rPr>
-        <w:t xml:space="preserve">        printf("y = %.2f\n", y);</w:t>
+        <w:t xml:space="preserve">        </w:t>
+      </w:r>
+      <w:proofErr w:type="spellStart"/>
+      <w:r>
+        <w:rPr>
+          <w:rFonts w:ascii="Times New Roman" w:hAnsi="Times New Roman" w:cs="Times New Roman"/>
+          <w:sz w:val="28"/>
+          <w:szCs w:val="28"/>
+        </w:rPr>
+        <w:t>printf</w:t>
+      </w:r>
+      <w:proofErr w:type="spellEnd"/>
+      <w:r>
+        <w:rPr>
+          <w:rFonts w:ascii="Times New Roman" w:hAnsi="Times New Roman" w:cs="Times New Roman"/>
+          <w:sz w:val="28"/>
+          <w:szCs w:val="28"/>
+        </w:rPr>
+        <w:t>("y = %.2f\n", y);</w:t>
       </w:r>
     </w:p>
     <w:p>
@@ -1528,8 +1878,18 @@
           <w:sz w:val="28"/>
           <w:szCs w:val="28"/>
         </w:rPr>
-        <w:t xml:space="preserve">    else</w:t>
-      </w:r>
+        <w:t xml:space="preserve">    </w:t>
+      </w:r>
+      <w:proofErr w:type="spellStart"/>
+      <w:r>
+        <w:rPr>
+          <w:rFonts w:ascii="Times New Roman" w:hAnsi="Times New Roman" w:cs="Times New Roman"/>
+          <w:sz w:val="28"/>
+          <w:szCs w:val="28"/>
+        </w:rPr>
+        <w:t>else</w:t>
+      </w:r>
+      <w:proofErr w:type="spellEnd"/>
     </w:p>
     <w:p>
       <w:pPr>
@@ -1564,7 +1924,25 @@
           <w:sz w:val="28"/>
           <w:szCs w:val="28"/>
         </w:rPr>
-        <w:t xml:space="preserve">        if (x &gt;= 0)</w:t>
+        <w:t xml:space="preserve">        </w:t>
+      </w:r>
+      <w:proofErr w:type="spellStart"/>
+      <w:r>
+        <w:rPr>
+          <w:rFonts w:ascii="Times New Roman" w:hAnsi="Times New Roman" w:cs="Times New Roman"/>
+          <w:sz w:val="28"/>
+          <w:szCs w:val="28"/>
+        </w:rPr>
+        <w:t>if</w:t>
+      </w:r>
+      <w:proofErr w:type="spellEnd"/>
+      <w:r>
+        <w:rPr>
+          <w:rFonts w:ascii="Times New Roman" w:hAnsi="Times New Roman" w:cs="Times New Roman"/>
+          <w:sz w:val="28"/>
+          <w:szCs w:val="28"/>
+        </w:rPr>
+        <w:t xml:space="preserve"> (x &gt;= 0)</w:t>
       </w:r>
     </w:p>
     <w:p>
@@ -1600,7 +1978,25 @@
           <w:sz w:val="28"/>
           <w:szCs w:val="28"/>
         </w:rPr>
-        <w:t xml:space="preserve">            if (x &lt;= 8)</w:t>
+        <w:t xml:space="preserve">            </w:t>
+      </w:r>
+      <w:proofErr w:type="spellStart"/>
+      <w:r>
+        <w:rPr>
+          <w:rFonts w:ascii="Times New Roman" w:hAnsi="Times New Roman" w:cs="Times New Roman"/>
+          <w:sz w:val="28"/>
+          <w:szCs w:val="28"/>
+        </w:rPr>
+        <w:t>if</w:t>
+      </w:r>
+      <w:proofErr w:type="spellEnd"/>
+      <w:r>
+        <w:rPr>
+          <w:rFonts w:ascii="Times New Roman" w:hAnsi="Times New Roman" w:cs="Times New Roman"/>
+          <w:sz w:val="28"/>
+          <w:szCs w:val="28"/>
+        </w:rPr>
+        <w:t xml:space="preserve"> (x &lt;= 8)</w:t>
       </w:r>
     </w:p>
     <w:p>
@@ -1654,7 +2050,25 @@
           <w:sz w:val="28"/>
           <w:szCs w:val="28"/>
         </w:rPr>
-        <w:t xml:space="preserve">                printf("y = %.2f\n", y);</w:t>
+        <w:t xml:space="preserve">                </w:t>
+      </w:r>
+      <w:proofErr w:type="spellStart"/>
+      <w:r>
+        <w:rPr>
+          <w:rFonts w:ascii="Times New Roman" w:hAnsi="Times New Roman" w:cs="Times New Roman"/>
+          <w:sz w:val="28"/>
+          <w:szCs w:val="28"/>
+        </w:rPr>
+        <w:t>printf</w:t>
+      </w:r>
+      <w:proofErr w:type="spellEnd"/>
+      <w:r>
+        <w:rPr>
+          <w:rFonts w:ascii="Times New Roman" w:hAnsi="Times New Roman" w:cs="Times New Roman"/>
+          <w:sz w:val="28"/>
+          <w:szCs w:val="28"/>
+        </w:rPr>
+        <w:t>("y = %.2f\n", y);</w:t>
       </w:r>
     </w:p>
     <w:p>
@@ -1690,8 +2104,18 @@
           <w:sz w:val="28"/>
           <w:szCs w:val="28"/>
         </w:rPr>
-        <w:t xml:space="preserve">            else</w:t>
-      </w:r>
+        <w:t xml:space="preserve">            </w:t>
+      </w:r>
+      <w:proofErr w:type="spellStart"/>
+      <w:r>
+        <w:rPr>
+          <w:rFonts w:ascii="Times New Roman" w:hAnsi="Times New Roman" w:cs="Times New Roman"/>
+          <w:sz w:val="28"/>
+          <w:szCs w:val="28"/>
+        </w:rPr>
+        <w:t>else</w:t>
+      </w:r>
+      <w:proofErr w:type="spellEnd"/>
     </w:p>
     <w:p>
       <w:pPr>
@@ -1726,7 +2150,25 @@
           <w:sz w:val="28"/>
           <w:szCs w:val="28"/>
         </w:rPr>
-        <w:t xml:space="preserve">                if (x &gt;= 16)</w:t>
+        <w:t xml:space="preserve">                </w:t>
+      </w:r>
+      <w:proofErr w:type="spellStart"/>
+      <w:r>
+        <w:rPr>
+          <w:rFonts w:ascii="Times New Roman" w:hAnsi="Times New Roman" w:cs="Times New Roman"/>
+          <w:sz w:val="28"/>
+          <w:szCs w:val="28"/>
+        </w:rPr>
+        <w:t>if</w:t>
+      </w:r>
+      <w:proofErr w:type="spellEnd"/>
+      <w:r>
+        <w:rPr>
+          <w:rFonts w:ascii="Times New Roman" w:hAnsi="Times New Roman" w:cs="Times New Roman"/>
+          <w:sz w:val="28"/>
+          <w:szCs w:val="28"/>
+        </w:rPr>
+        <w:t xml:space="preserve"> (x &gt;= 16)</w:t>
       </w:r>
     </w:p>
     <w:p>
@@ -1780,7 +2222,25 @@
           <w:sz w:val="28"/>
           <w:szCs w:val="28"/>
         </w:rPr>
-        <w:t xml:space="preserve">                    printf("y = %.2f\n", y);</w:t>
+        <w:t xml:space="preserve">                    </w:t>
+      </w:r>
+      <w:proofErr w:type="spellStart"/>
+      <w:r>
+        <w:rPr>
+          <w:rFonts w:ascii="Times New Roman" w:hAnsi="Times New Roman" w:cs="Times New Roman"/>
+          <w:sz w:val="28"/>
+          <w:szCs w:val="28"/>
+        </w:rPr>
+        <w:t>printf</w:t>
+      </w:r>
+      <w:proofErr w:type="spellEnd"/>
+      <w:r>
+        <w:rPr>
+          <w:rFonts w:ascii="Times New Roman" w:hAnsi="Times New Roman" w:cs="Times New Roman"/>
+          <w:sz w:val="28"/>
+          <w:szCs w:val="28"/>
+        </w:rPr>
+        <w:t>("y = %.2f\n", y);</w:t>
       </w:r>
     </w:p>
     <w:p>
@@ -1816,8 +2276,18 @@
           <w:sz w:val="28"/>
           <w:szCs w:val="28"/>
         </w:rPr>
-        <w:t xml:space="preserve">                else</w:t>
-      </w:r>
+        <w:t xml:space="preserve">                </w:t>
+      </w:r>
+      <w:proofErr w:type="spellStart"/>
+      <w:r>
+        <w:rPr>
+          <w:rFonts w:ascii="Times New Roman" w:hAnsi="Times New Roman" w:cs="Times New Roman"/>
+          <w:sz w:val="28"/>
+          <w:szCs w:val="28"/>
+        </w:rPr>
+        <w:t>else</w:t>
+      </w:r>
+      <w:proofErr w:type="spellEnd"/>
     </w:p>
     <w:p>
       <w:pPr>
@@ -1853,7 +2323,133 @@
           <w:szCs w:val="28"/>
         </w:rPr>
         <w:lastRenderedPageBreak/>
-        <w:t xml:space="preserve">                    printf("Function is not defined for this x.\n");</w:t>
+        <w:t xml:space="preserve">                    </w:t>
+      </w:r>
+      <w:proofErr w:type="spellStart"/>
+      <w:r>
+        <w:rPr>
+          <w:rFonts w:ascii="Times New Roman" w:hAnsi="Times New Roman" w:cs="Times New Roman"/>
+          <w:sz w:val="28"/>
+          <w:szCs w:val="28"/>
+        </w:rPr>
+        <w:t>printf</w:t>
+      </w:r>
+      <w:proofErr w:type="spellEnd"/>
+      <w:r>
+        <w:rPr>
+          <w:rFonts w:ascii="Times New Roman" w:hAnsi="Times New Roman" w:cs="Times New Roman"/>
+          <w:sz w:val="28"/>
+          <w:szCs w:val="28"/>
+        </w:rPr>
+        <w:t>("</w:t>
+      </w:r>
+      <w:proofErr w:type="spellStart"/>
+      <w:r>
+        <w:rPr>
+          <w:rFonts w:ascii="Times New Roman" w:hAnsi="Times New Roman" w:cs="Times New Roman"/>
+          <w:sz w:val="28"/>
+          <w:szCs w:val="28"/>
+        </w:rPr>
+        <w:t>Function</w:t>
+      </w:r>
+      <w:proofErr w:type="spellEnd"/>
+      <w:r>
+        <w:rPr>
+          <w:rFonts w:ascii="Times New Roman" w:hAnsi="Times New Roman" w:cs="Times New Roman"/>
+          <w:sz w:val="28"/>
+          <w:szCs w:val="28"/>
+        </w:rPr>
+        <w:t xml:space="preserve"> </w:t>
+      </w:r>
+      <w:proofErr w:type="spellStart"/>
+      <w:r>
+        <w:rPr>
+          <w:rFonts w:ascii="Times New Roman" w:hAnsi="Times New Roman" w:cs="Times New Roman"/>
+          <w:sz w:val="28"/>
+          <w:szCs w:val="28"/>
+        </w:rPr>
+        <w:t>is</w:t>
+      </w:r>
+      <w:proofErr w:type="spellEnd"/>
+      <w:r>
+        <w:rPr>
+          <w:rFonts w:ascii="Times New Roman" w:hAnsi="Times New Roman" w:cs="Times New Roman"/>
+          <w:sz w:val="28"/>
+          <w:szCs w:val="28"/>
+        </w:rPr>
+        <w:t xml:space="preserve"> </w:t>
+      </w:r>
+      <w:proofErr w:type="spellStart"/>
+      <w:r>
+        <w:rPr>
+          <w:rFonts w:ascii="Times New Roman" w:hAnsi="Times New Roman" w:cs="Times New Roman"/>
+          <w:sz w:val="28"/>
+          <w:szCs w:val="28"/>
+        </w:rPr>
+        <w:t>not</w:t>
+      </w:r>
+      <w:proofErr w:type="spellEnd"/>
+      <w:r>
+        <w:rPr>
+          <w:rFonts w:ascii="Times New Roman" w:hAnsi="Times New Roman" w:cs="Times New Roman"/>
+          <w:sz w:val="28"/>
+          <w:szCs w:val="28"/>
+        </w:rPr>
+        <w:t xml:space="preserve"> </w:t>
+      </w:r>
+      <w:proofErr w:type="spellStart"/>
+      <w:r>
+        <w:rPr>
+          <w:rFonts w:ascii="Times New Roman" w:hAnsi="Times New Roman" w:cs="Times New Roman"/>
+          <w:sz w:val="28"/>
+          <w:szCs w:val="28"/>
+        </w:rPr>
+        <w:t>defined</w:t>
+      </w:r>
+      <w:proofErr w:type="spellEnd"/>
+      <w:r>
+        <w:rPr>
+          <w:rFonts w:ascii="Times New Roman" w:hAnsi="Times New Roman" w:cs="Times New Roman"/>
+          <w:sz w:val="28"/>
+          <w:szCs w:val="28"/>
+        </w:rPr>
+        <w:t xml:space="preserve"> </w:t>
+      </w:r>
+      <w:proofErr w:type="spellStart"/>
+      <w:r>
+        <w:rPr>
+          <w:rFonts w:ascii="Times New Roman" w:hAnsi="Times New Roman" w:cs="Times New Roman"/>
+          <w:sz w:val="28"/>
+          <w:szCs w:val="28"/>
+        </w:rPr>
+        <w:t>for</w:t>
+      </w:r>
+      <w:proofErr w:type="spellEnd"/>
+      <w:r>
+        <w:rPr>
+          <w:rFonts w:ascii="Times New Roman" w:hAnsi="Times New Roman" w:cs="Times New Roman"/>
+          <w:sz w:val="28"/>
+          <w:szCs w:val="28"/>
+        </w:rPr>
+        <w:t xml:space="preserve"> </w:t>
+      </w:r>
+      <w:proofErr w:type="spellStart"/>
+      <w:r>
+        <w:rPr>
+          <w:rFonts w:ascii="Times New Roman" w:hAnsi="Times New Roman" w:cs="Times New Roman"/>
+          <w:sz w:val="28"/>
+          <w:szCs w:val="28"/>
+        </w:rPr>
+        <w:t>this</w:t>
+      </w:r>
+      <w:proofErr w:type="spellEnd"/>
+      <w:r>
+        <w:rPr>
+          <w:rFonts w:ascii="Times New Roman" w:hAnsi="Times New Roman" w:cs="Times New Roman"/>
+          <w:sz w:val="28"/>
+          <w:szCs w:val="28"/>
+        </w:rPr>
+        <w:t xml:space="preserve"> x.\n");</w:t>
       </w:r>
     </w:p>
     <w:p>
@@ -1925,8 +2521,18 @@
           <w:sz w:val="28"/>
           <w:szCs w:val="28"/>
         </w:rPr>
-        <w:t xml:space="preserve">        else</w:t>
-      </w:r>
+        <w:t xml:space="preserve">        </w:t>
+      </w:r>
+      <w:proofErr w:type="spellStart"/>
+      <w:r>
+        <w:rPr>
+          <w:rFonts w:ascii="Times New Roman" w:hAnsi="Times New Roman" w:cs="Times New Roman"/>
+          <w:sz w:val="28"/>
+          <w:szCs w:val="28"/>
+        </w:rPr>
+        <w:t>else</w:t>
+      </w:r>
+      <w:proofErr w:type="spellEnd"/>
     </w:p>
     <w:p>
       <w:pPr>
@@ -1961,7 +2567,133 @@
           <w:sz w:val="28"/>
           <w:szCs w:val="28"/>
         </w:rPr>
-        <w:t xml:space="preserve">            printf("Function is not defined for this x.\n");</w:t>
+        <w:t xml:space="preserve">            </w:t>
+      </w:r>
+      <w:proofErr w:type="spellStart"/>
+      <w:r>
+        <w:rPr>
+          <w:rFonts w:ascii="Times New Roman" w:hAnsi="Times New Roman" w:cs="Times New Roman"/>
+          <w:sz w:val="28"/>
+          <w:szCs w:val="28"/>
+        </w:rPr>
+        <w:t>printf</w:t>
+      </w:r>
+      <w:proofErr w:type="spellEnd"/>
+      <w:r>
+        <w:rPr>
+          <w:rFonts w:ascii="Times New Roman" w:hAnsi="Times New Roman" w:cs="Times New Roman"/>
+          <w:sz w:val="28"/>
+          <w:szCs w:val="28"/>
+        </w:rPr>
+        <w:t>("</w:t>
+      </w:r>
+      <w:proofErr w:type="spellStart"/>
+      <w:r>
+        <w:rPr>
+          <w:rFonts w:ascii="Times New Roman" w:hAnsi="Times New Roman" w:cs="Times New Roman"/>
+          <w:sz w:val="28"/>
+          <w:szCs w:val="28"/>
+        </w:rPr>
+        <w:t>Function</w:t>
+      </w:r>
+      <w:proofErr w:type="spellEnd"/>
+      <w:r>
+        <w:rPr>
+          <w:rFonts w:ascii="Times New Roman" w:hAnsi="Times New Roman" w:cs="Times New Roman"/>
+          <w:sz w:val="28"/>
+          <w:szCs w:val="28"/>
+        </w:rPr>
+        <w:t xml:space="preserve"> </w:t>
+      </w:r>
+      <w:proofErr w:type="spellStart"/>
+      <w:r>
+        <w:rPr>
+          <w:rFonts w:ascii="Times New Roman" w:hAnsi="Times New Roman" w:cs="Times New Roman"/>
+          <w:sz w:val="28"/>
+          <w:szCs w:val="28"/>
+        </w:rPr>
+        <w:t>is</w:t>
+      </w:r>
+      <w:proofErr w:type="spellEnd"/>
+      <w:r>
+        <w:rPr>
+          <w:rFonts w:ascii="Times New Roman" w:hAnsi="Times New Roman" w:cs="Times New Roman"/>
+          <w:sz w:val="28"/>
+          <w:szCs w:val="28"/>
+        </w:rPr>
+        <w:t xml:space="preserve"> </w:t>
+      </w:r>
+      <w:proofErr w:type="spellStart"/>
+      <w:r>
+        <w:rPr>
+          <w:rFonts w:ascii="Times New Roman" w:hAnsi="Times New Roman" w:cs="Times New Roman"/>
+          <w:sz w:val="28"/>
+          <w:szCs w:val="28"/>
+        </w:rPr>
+        <w:t>not</w:t>
+      </w:r>
+      <w:proofErr w:type="spellEnd"/>
+      <w:r>
+        <w:rPr>
+          <w:rFonts w:ascii="Times New Roman" w:hAnsi="Times New Roman" w:cs="Times New Roman"/>
+          <w:sz w:val="28"/>
+          <w:szCs w:val="28"/>
+        </w:rPr>
+        <w:t xml:space="preserve"> </w:t>
+      </w:r>
+      <w:proofErr w:type="spellStart"/>
+      <w:r>
+        <w:rPr>
+          <w:rFonts w:ascii="Times New Roman" w:hAnsi="Times New Roman" w:cs="Times New Roman"/>
+          <w:sz w:val="28"/>
+          <w:szCs w:val="28"/>
+        </w:rPr>
+        <w:t>defined</w:t>
+      </w:r>
+      <w:proofErr w:type="spellEnd"/>
+      <w:r>
+        <w:rPr>
+          <w:rFonts w:ascii="Times New Roman" w:hAnsi="Times New Roman" w:cs="Times New Roman"/>
+          <w:sz w:val="28"/>
+          <w:szCs w:val="28"/>
+        </w:rPr>
+        <w:t xml:space="preserve"> </w:t>
+      </w:r>
+      <w:proofErr w:type="spellStart"/>
+      <w:r>
+        <w:rPr>
+          <w:rFonts w:ascii="Times New Roman" w:hAnsi="Times New Roman" w:cs="Times New Roman"/>
+          <w:sz w:val="28"/>
+          <w:szCs w:val="28"/>
+        </w:rPr>
+        <w:t>for</w:t>
+      </w:r>
+      <w:proofErr w:type="spellEnd"/>
+      <w:r>
+        <w:rPr>
+          <w:rFonts w:ascii="Times New Roman" w:hAnsi="Times New Roman" w:cs="Times New Roman"/>
+          <w:sz w:val="28"/>
+          <w:szCs w:val="28"/>
+        </w:rPr>
+        <w:t xml:space="preserve"> </w:t>
+      </w:r>
+      <w:proofErr w:type="spellStart"/>
+      <w:r>
+        <w:rPr>
+          <w:rFonts w:ascii="Times New Roman" w:hAnsi="Times New Roman" w:cs="Times New Roman"/>
+          <w:sz w:val="28"/>
+          <w:szCs w:val="28"/>
+        </w:rPr>
+        <w:t>this</w:t>
+      </w:r>
+      <w:proofErr w:type="spellEnd"/>
+      <w:r>
+        <w:rPr>
+          <w:rFonts w:ascii="Times New Roman" w:hAnsi="Times New Roman" w:cs="Times New Roman"/>
+          <w:sz w:val="28"/>
+          <w:szCs w:val="28"/>
+        </w:rPr>
+        <w:t xml:space="preserve"> x.\n");</w:t>
       </w:r>
     </w:p>
     <w:p>
@@ -2025,7 +2757,25 @@
           <w:sz w:val="28"/>
           <w:szCs w:val="28"/>
         </w:rPr>
-        <w:t xml:space="preserve">    return 0;</w:t>
+        <w:t xml:space="preserve">    </w:t>
+      </w:r>
+      <w:proofErr w:type="spellStart"/>
+      <w:r>
+        <w:rPr>
+          <w:rFonts w:ascii="Times New Roman" w:hAnsi="Times New Roman" w:cs="Times New Roman"/>
+          <w:sz w:val="28"/>
+          <w:szCs w:val="28"/>
+        </w:rPr>
+        <w:t>return</w:t>
+      </w:r>
+      <w:proofErr w:type="spellEnd"/>
+      <w:r>
+        <w:rPr>
+          <w:rFonts w:ascii="Times New Roman" w:hAnsi="Times New Roman" w:cs="Times New Roman"/>
+          <w:sz w:val="28"/>
+          <w:szCs w:val="28"/>
+        </w:rPr>
+        <w:t xml:space="preserve"> 0;</w:t>
       </w:r>
     </w:p>
     <w:p>
@@ -2641,28 +3391,47 @@
           <w:sz w:val="28"/>
           <w:szCs w:val="28"/>
         </w:rPr>
-        <w:t>#include &lt;stdio.h&gt;</w:t>
-      </w:r>
-    </w:p>
-    <w:p>
-      <w:pPr>
-        <w:shd w:val="clear" w:color="auto" w:fill="FFFFFF" w:themeFill="background1"/>
-        <w:rPr>
-          <w:rFonts w:ascii="Times New Roman" w:hAnsi="Times New Roman" w:cs="Times New Roman"/>
-          <w:sz w:val="28"/>
-          <w:szCs w:val="28"/>
-        </w:rPr>
-      </w:pPr>
-    </w:p>
-    <w:p>
-      <w:pPr>
-        <w:shd w:val="clear" w:color="auto" w:fill="FFFFFF" w:themeFill="background1"/>
-        <w:rPr>
-          <w:rFonts w:ascii="Times New Roman" w:hAnsi="Times New Roman" w:cs="Times New Roman"/>
-          <w:sz w:val="28"/>
-          <w:szCs w:val="28"/>
-        </w:rPr>
-      </w:pPr>
+        <w:t>#include &lt;</w:t>
+      </w:r>
+      <w:proofErr w:type="spellStart"/>
+      <w:r>
+        <w:rPr>
+          <w:rFonts w:ascii="Times New Roman" w:hAnsi="Times New Roman" w:cs="Times New Roman"/>
+          <w:sz w:val="28"/>
+          <w:szCs w:val="28"/>
+        </w:rPr>
+        <w:t>stdio.h</w:t>
+      </w:r>
+      <w:proofErr w:type="spellEnd"/>
+      <w:r>
+        <w:rPr>
+          <w:rFonts w:ascii="Times New Roman" w:hAnsi="Times New Roman" w:cs="Times New Roman"/>
+          <w:sz w:val="28"/>
+          <w:szCs w:val="28"/>
+        </w:rPr>
+        <w:t>&gt;</w:t>
+      </w:r>
+    </w:p>
+    <w:p>
+      <w:pPr>
+        <w:shd w:val="clear" w:color="auto" w:fill="FFFFFF" w:themeFill="background1"/>
+        <w:rPr>
+          <w:rFonts w:ascii="Times New Roman" w:hAnsi="Times New Roman" w:cs="Times New Roman"/>
+          <w:sz w:val="28"/>
+          <w:szCs w:val="28"/>
+        </w:rPr>
+      </w:pPr>
+    </w:p>
+    <w:p>
+      <w:pPr>
+        <w:shd w:val="clear" w:color="auto" w:fill="FFFFFF" w:themeFill="background1"/>
+        <w:rPr>
+          <w:rFonts w:ascii="Times New Roman" w:hAnsi="Times New Roman" w:cs="Times New Roman"/>
+          <w:sz w:val="28"/>
+          <w:szCs w:val="28"/>
+        </w:rPr>
+      </w:pPr>
+      <w:proofErr w:type="spellStart"/>
       <w:r>
         <w:rPr>
           <w:rFonts w:ascii="Times New Roman" w:hAnsi="Times New Roman" w:cs="Times New Roman"/>
@@ -2670,7 +3439,34 @@
           <w:szCs w:val="28"/>
         </w:rPr>
         <w:lastRenderedPageBreak/>
-        <w:t>int main()</w:t>
+        <w:t>int</w:t>
+      </w:r>
+      <w:proofErr w:type="spellEnd"/>
+      <w:r>
+        <w:rPr>
+          <w:rFonts w:ascii="Times New Roman" w:hAnsi="Times New Roman" w:cs="Times New Roman"/>
+          <w:sz w:val="28"/>
+          <w:szCs w:val="28"/>
+        </w:rPr>
+        <w:t xml:space="preserve"> </w:t>
+      </w:r>
+      <w:proofErr w:type="spellStart"/>
+      <w:r>
+        <w:rPr>
+          <w:rFonts w:ascii="Times New Roman" w:hAnsi="Times New Roman" w:cs="Times New Roman"/>
+          <w:sz w:val="28"/>
+          <w:szCs w:val="28"/>
+        </w:rPr>
+        <w:t>main</w:t>
+      </w:r>
+      <w:proofErr w:type="spellEnd"/>
+      <w:r>
+        <w:rPr>
+          <w:rFonts w:ascii="Times New Roman" w:hAnsi="Times New Roman" w:cs="Times New Roman"/>
+          <w:sz w:val="28"/>
+          <w:szCs w:val="28"/>
+        </w:rPr>
+        <w:t>()</w:t>
       </w:r>
     </w:p>
     <w:p>
@@ -2706,81 +3502,171 @@
           <w:sz w:val="28"/>
           <w:szCs w:val="28"/>
         </w:rPr>
-        <w:t xml:space="preserve">    float x, y;</w:t>
-      </w:r>
-    </w:p>
-    <w:p>
-      <w:pPr>
-        <w:shd w:val="clear" w:color="auto" w:fill="FFFFFF" w:themeFill="background1"/>
-        <w:rPr>
-          <w:rFonts w:ascii="Times New Roman" w:hAnsi="Times New Roman" w:cs="Times New Roman"/>
-          <w:sz w:val="28"/>
-          <w:szCs w:val="28"/>
-        </w:rPr>
-      </w:pPr>
-    </w:p>
-    <w:p>
-      <w:pPr>
-        <w:shd w:val="clear" w:color="auto" w:fill="FFFFFF" w:themeFill="background1"/>
-        <w:rPr>
-          <w:rFonts w:ascii="Times New Roman" w:hAnsi="Times New Roman" w:cs="Times New Roman"/>
-          <w:sz w:val="28"/>
-          <w:szCs w:val="28"/>
-        </w:rPr>
-      </w:pPr>
-      <w:r>
-        <w:rPr>
-          <w:rFonts w:ascii="Times New Roman" w:hAnsi="Times New Roman" w:cs="Times New Roman"/>
-          <w:sz w:val="28"/>
-          <w:szCs w:val="28"/>
-        </w:rPr>
-        <w:t xml:space="preserve">    printf("Enter x: ");</w:t>
-      </w:r>
-    </w:p>
-    <w:p>
-      <w:pPr>
-        <w:shd w:val="clear" w:color="auto" w:fill="FFFFFF" w:themeFill="background1"/>
-        <w:rPr>
-          <w:rFonts w:ascii="Times New Roman" w:hAnsi="Times New Roman" w:cs="Times New Roman"/>
-          <w:sz w:val="28"/>
-          <w:szCs w:val="28"/>
-        </w:rPr>
-      </w:pPr>
-      <w:r>
-        <w:rPr>
-          <w:rFonts w:ascii="Times New Roman" w:hAnsi="Times New Roman" w:cs="Times New Roman"/>
-          <w:sz w:val="28"/>
-          <w:szCs w:val="28"/>
-        </w:rPr>
-        <w:t xml:space="preserve">    scanf("%f", &amp;x);</w:t>
-      </w:r>
-    </w:p>
-    <w:p>
-      <w:pPr>
-        <w:shd w:val="clear" w:color="auto" w:fill="FFFFFF" w:themeFill="background1"/>
-        <w:rPr>
-          <w:rFonts w:ascii="Times New Roman" w:hAnsi="Times New Roman" w:cs="Times New Roman"/>
-          <w:sz w:val="28"/>
-          <w:szCs w:val="28"/>
-        </w:rPr>
-      </w:pPr>
-    </w:p>
-    <w:p>
-      <w:pPr>
-        <w:shd w:val="clear" w:color="auto" w:fill="FFFFFF" w:themeFill="background1"/>
-        <w:rPr>
-          <w:rFonts w:ascii="Times New Roman" w:hAnsi="Times New Roman" w:cs="Times New Roman"/>
-          <w:sz w:val="28"/>
-          <w:szCs w:val="28"/>
-        </w:rPr>
-      </w:pPr>
-      <w:r>
-        <w:rPr>
-          <w:rFonts w:ascii="Times New Roman" w:hAnsi="Times New Roman" w:cs="Times New Roman"/>
-          <w:sz w:val="28"/>
-          <w:szCs w:val="28"/>
-        </w:rPr>
-        <w:t xml:space="preserve">    if (x &lt; -1)</w:t>
+        <w:t xml:space="preserve">    </w:t>
+      </w:r>
+      <w:proofErr w:type="spellStart"/>
+      <w:r>
+        <w:rPr>
+          <w:rFonts w:ascii="Times New Roman" w:hAnsi="Times New Roman" w:cs="Times New Roman"/>
+          <w:sz w:val="28"/>
+          <w:szCs w:val="28"/>
+        </w:rPr>
+        <w:t>float</w:t>
+      </w:r>
+      <w:proofErr w:type="spellEnd"/>
+      <w:r>
+        <w:rPr>
+          <w:rFonts w:ascii="Times New Roman" w:hAnsi="Times New Roman" w:cs="Times New Roman"/>
+          <w:sz w:val="28"/>
+          <w:szCs w:val="28"/>
+        </w:rPr>
+        <w:t xml:space="preserve"> x, y;</w:t>
+      </w:r>
+    </w:p>
+    <w:p>
+      <w:pPr>
+        <w:shd w:val="clear" w:color="auto" w:fill="FFFFFF" w:themeFill="background1"/>
+        <w:rPr>
+          <w:rFonts w:ascii="Times New Roman" w:hAnsi="Times New Roman" w:cs="Times New Roman"/>
+          <w:sz w:val="28"/>
+          <w:szCs w:val="28"/>
+        </w:rPr>
+      </w:pPr>
+    </w:p>
+    <w:p>
+      <w:pPr>
+        <w:shd w:val="clear" w:color="auto" w:fill="FFFFFF" w:themeFill="background1"/>
+        <w:rPr>
+          <w:rFonts w:ascii="Times New Roman" w:hAnsi="Times New Roman" w:cs="Times New Roman"/>
+          <w:sz w:val="28"/>
+          <w:szCs w:val="28"/>
+        </w:rPr>
+      </w:pPr>
+      <w:r>
+        <w:rPr>
+          <w:rFonts w:ascii="Times New Roman" w:hAnsi="Times New Roman" w:cs="Times New Roman"/>
+          <w:sz w:val="28"/>
+          <w:szCs w:val="28"/>
+        </w:rPr>
+        <w:t xml:space="preserve">    </w:t>
+      </w:r>
+      <w:proofErr w:type="spellStart"/>
+      <w:r>
+        <w:rPr>
+          <w:rFonts w:ascii="Times New Roman" w:hAnsi="Times New Roman" w:cs="Times New Roman"/>
+          <w:sz w:val="28"/>
+          <w:szCs w:val="28"/>
+        </w:rPr>
+        <w:t>printf</w:t>
+      </w:r>
+      <w:proofErr w:type="spellEnd"/>
+      <w:r>
+        <w:rPr>
+          <w:rFonts w:ascii="Times New Roman" w:hAnsi="Times New Roman" w:cs="Times New Roman"/>
+          <w:sz w:val="28"/>
+          <w:szCs w:val="28"/>
+        </w:rPr>
+        <w:t>("</w:t>
+      </w:r>
+      <w:proofErr w:type="spellStart"/>
+      <w:r>
+        <w:rPr>
+          <w:rFonts w:ascii="Times New Roman" w:hAnsi="Times New Roman" w:cs="Times New Roman"/>
+          <w:sz w:val="28"/>
+          <w:szCs w:val="28"/>
+        </w:rPr>
+        <w:t>Enter</w:t>
+      </w:r>
+      <w:proofErr w:type="spellEnd"/>
+      <w:r>
+        <w:rPr>
+          <w:rFonts w:ascii="Times New Roman" w:hAnsi="Times New Roman" w:cs="Times New Roman"/>
+          <w:sz w:val="28"/>
+          <w:szCs w:val="28"/>
+        </w:rPr>
+        <w:t xml:space="preserve"> x: ");</w:t>
+      </w:r>
+    </w:p>
+    <w:p>
+      <w:pPr>
+        <w:shd w:val="clear" w:color="auto" w:fill="FFFFFF" w:themeFill="background1"/>
+        <w:rPr>
+          <w:rFonts w:ascii="Times New Roman" w:hAnsi="Times New Roman" w:cs="Times New Roman"/>
+          <w:sz w:val="28"/>
+          <w:szCs w:val="28"/>
+        </w:rPr>
+      </w:pPr>
+      <w:r>
+        <w:rPr>
+          <w:rFonts w:ascii="Times New Roman" w:hAnsi="Times New Roman" w:cs="Times New Roman"/>
+          <w:sz w:val="28"/>
+          <w:szCs w:val="28"/>
+        </w:rPr>
+        <w:t xml:space="preserve">    </w:t>
+      </w:r>
+      <w:proofErr w:type="spellStart"/>
+      <w:r>
+        <w:rPr>
+          <w:rFonts w:ascii="Times New Roman" w:hAnsi="Times New Roman" w:cs="Times New Roman"/>
+          <w:sz w:val="28"/>
+          <w:szCs w:val="28"/>
+        </w:rPr>
+        <w:t>scanf</w:t>
+      </w:r>
+      <w:proofErr w:type="spellEnd"/>
+      <w:r>
+        <w:rPr>
+          <w:rFonts w:ascii="Times New Roman" w:hAnsi="Times New Roman" w:cs="Times New Roman"/>
+          <w:sz w:val="28"/>
+          <w:szCs w:val="28"/>
+        </w:rPr>
+        <w:t>("%f", &amp;x);</w:t>
+      </w:r>
+    </w:p>
+    <w:p>
+      <w:pPr>
+        <w:shd w:val="clear" w:color="auto" w:fill="FFFFFF" w:themeFill="background1"/>
+        <w:rPr>
+          <w:rFonts w:ascii="Times New Roman" w:hAnsi="Times New Roman" w:cs="Times New Roman"/>
+          <w:sz w:val="28"/>
+          <w:szCs w:val="28"/>
+        </w:rPr>
+      </w:pPr>
+    </w:p>
+    <w:p>
+      <w:pPr>
+        <w:shd w:val="clear" w:color="auto" w:fill="FFFFFF" w:themeFill="background1"/>
+        <w:rPr>
+          <w:rFonts w:ascii="Times New Roman" w:hAnsi="Times New Roman" w:cs="Times New Roman"/>
+          <w:sz w:val="28"/>
+          <w:szCs w:val="28"/>
+        </w:rPr>
+      </w:pPr>
+      <w:r>
+        <w:rPr>
+          <w:rFonts w:ascii="Times New Roman" w:hAnsi="Times New Roman" w:cs="Times New Roman"/>
+          <w:sz w:val="28"/>
+          <w:szCs w:val="28"/>
+        </w:rPr>
+        <w:t xml:space="preserve">    </w:t>
+      </w:r>
+      <w:proofErr w:type="spellStart"/>
+      <w:r>
+        <w:rPr>
+          <w:rFonts w:ascii="Times New Roman" w:hAnsi="Times New Roman" w:cs="Times New Roman"/>
+          <w:sz w:val="28"/>
+          <w:szCs w:val="28"/>
+        </w:rPr>
+        <w:t>if</w:t>
+      </w:r>
+      <w:proofErr w:type="spellEnd"/>
+      <w:r>
+        <w:rPr>
+          <w:rFonts w:ascii="Times New Roman" w:hAnsi="Times New Roman" w:cs="Times New Roman"/>
+          <w:sz w:val="28"/>
+          <w:szCs w:val="28"/>
+        </w:rPr>
+        <w:t xml:space="preserve"> (x &lt; -1)</w:t>
       </w:r>
     </w:p>
     <w:p>
@@ -2834,7 +3720,25 @@
           <w:sz w:val="28"/>
           <w:szCs w:val="28"/>
         </w:rPr>
-        <w:t xml:space="preserve">        printf("y = %.2f\n", y);</w:t>
+        <w:t xml:space="preserve">        </w:t>
+      </w:r>
+      <w:proofErr w:type="spellStart"/>
+      <w:r>
+        <w:rPr>
+          <w:rFonts w:ascii="Times New Roman" w:hAnsi="Times New Roman" w:cs="Times New Roman"/>
+          <w:sz w:val="28"/>
+          <w:szCs w:val="28"/>
+        </w:rPr>
+        <w:t>printf</w:t>
+      </w:r>
+      <w:proofErr w:type="spellEnd"/>
+      <w:r>
+        <w:rPr>
+          <w:rFonts w:ascii="Times New Roman" w:hAnsi="Times New Roman" w:cs="Times New Roman"/>
+          <w:sz w:val="28"/>
+          <w:szCs w:val="28"/>
+        </w:rPr>
+        <w:t>("y = %.2f\n", y);</w:t>
       </w:r>
     </w:p>
     <w:p>
@@ -2870,7 +3774,43 @@
           <w:sz w:val="28"/>
           <w:szCs w:val="28"/>
         </w:rPr>
-        <w:t xml:space="preserve">    else if ((x &gt;= 0 &amp;&amp; x &lt;= 8) || x &gt;= 16)</w:t>
+        <w:t xml:space="preserve">    </w:t>
+      </w:r>
+      <w:proofErr w:type="spellStart"/>
+      <w:r>
+        <w:rPr>
+          <w:rFonts w:ascii="Times New Roman" w:hAnsi="Times New Roman" w:cs="Times New Roman"/>
+          <w:sz w:val="28"/>
+          <w:szCs w:val="28"/>
+        </w:rPr>
+        <w:t>else</w:t>
+      </w:r>
+      <w:proofErr w:type="spellEnd"/>
+      <w:r>
+        <w:rPr>
+          <w:rFonts w:ascii="Times New Roman" w:hAnsi="Times New Roman" w:cs="Times New Roman"/>
+          <w:sz w:val="28"/>
+          <w:szCs w:val="28"/>
+        </w:rPr>
+        <w:t xml:space="preserve"> </w:t>
+      </w:r>
+      <w:proofErr w:type="spellStart"/>
+      <w:r>
+        <w:rPr>
+          <w:rFonts w:ascii="Times New Roman" w:hAnsi="Times New Roman" w:cs="Times New Roman"/>
+          <w:sz w:val="28"/>
+          <w:szCs w:val="28"/>
+        </w:rPr>
+        <w:t>if</w:t>
+      </w:r>
+      <w:proofErr w:type="spellEnd"/>
+      <w:r>
+        <w:rPr>
+          <w:rFonts w:ascii="Times New Roman" w:hAnsi="Times New Roman" w:cs="Times New Roman"/>
+          <w:sz w:val="28"/>
+          <w:szCs w:val="28"/>
+        </w:rPr>
+        <w:t xml:space="preserve"> ((x &gt;= 0 &amp;&amp; x &lt;= 8) || x &gt;= 16)</w:t>
       </w:r>
     </w:p>
     <w:p>
@@ -2924,7 +3864,25 @@
           <w:sz w:val="28"/>
           <w:szCs w:val="28"/>
         </w:rPr>
-        <w:t xml:space="preserve">        printf("y = %.2f\n", y);</w:t>
+        <w:t xml:space="preserve">        </w:t>
+      </w:r>
+      <w:proofErr w:type="spellStart"/>
+      <w:r>
+        <w:rPr>
+          <w:rFonts w:ascii="Times New Roman" w:hAnsi="Times New Roman" w:cs="Times New Roman"/>
+          <w:sz w:val="28"/>
+          <w:szCs w:val="28"/>
+        </w:rPr>
+        <w:t>printf</w:t>
+      </w:r>
+      <w:proofErr w:type="spellEnd"/>
+      <w:r>
+        <w:rPr>
+          <w:rFonts w:ascii="Times New Roman" w:hAnsi="Times New Roman" w:cs="Times New Roman"/>
+          <w:sz w:val="28"/>
+          <w:szCs w:val="28"/>
+        </w:rPr>
+        <w:t>("y = %.2f\n", y);</w:t>
       </w:r>
     </w:p>
     <w:p>
@@ -2960,8 +3918,18 @@
           <w:sz w:val="28"/>
           <w:szCs w:val="28"/>
         </w:rPr>
-        <w:t xml:space="preserve">    else</w:t>
-      </w:r>
+        <w:t xml:space="preserve">    </w:t>
+      </w:r>
+      <w:proofErr w:type="spellStart"/>
+      <w:r>
+        <w:rPr>
+          <w:rFonts w:ascii="Times New Roman" w:hAnsi="Times New Roman" w:cs="Times New Roman"/>
+          <w:sz w:val="28"/>
+          <w:szCs w:val="28"/>
+        </w:rPr>
+        <w:t>else</w:t>
+      </w:r>
+      <w:proofErr w:type="spellEnd"/>
     </w:p>
     <w:p>
       <w:pPr>
@@ -2996,7 +3964,133 @@
           <w:sz w:val="28"/>
           <w:szCs w:val="28"/>
         </w:rPr>
-        <w:t xml:space="preserve">        printf("Function is not defined for this x.\n");</w:t>
+        <w:t xml:space="preserve">        </w:t>
+      </w:r>
+      <w:proofErr w:type="spellStart"/>
+      <w:r>
+        <w:rPr>
+          <w:rFonts w:ascii="Times New Roman" w:hAnsi="Times New Roman" w:cs="Times New Roman"/>
+          <w:sz w:val="28"/>
+          <w:szCs w:val="28"/>
+        </w:rPr>
+        <w:t>printf</w:t>
+      </w:r>
+      <w:proofErr w:type="spellEnd"/>
+      <w:r>
+        <w:rPr>
+          <w:rFonts w:ascii="Times New Roman" w:hAnsi="Times New Roman" w:cs="Times New Roman"/>
+          <w:sz w:val="28"/>
+          <w:szCs w:val="28"/>
+        </w:rPr>
+        <w:t>("</w:t>
+      </w:r>
+      <w:proofErr w:type="spellStart"/>
+      <w:r>
+        <w:rPr>
+          <w:rFonts w:ascii="Times New Roman" w:hAnsi="Times New Roman" w:cs="Times New Roman"/>
+          <w:sz w:val="28"/>
+          <w:szCs w:val="28"/>
+        </w:rPr>
+        <w:t>Function</w:t>
+      </w:r>
+      <w:proofErr w:type="spellEnd"/>
+      <w:r>
+        <w:rPr>
+          <w:rFonts w:ascii="Times New Roman" w:hAnsi="Times New Roman" w:cs="Times New Roman"/>
+          <w:sz w:val="28"/>
+          <w:szCs w:val="28"/>
+        </w:rPr>
+        <w:t xml:space="preserve"> </w:t>
+      </w:r>
+      <w:proofErr w:type="spellStart"/>
+      <w:r>
+        <w:rPr>
+          <w:rFonts w:ascii="Times New Roman" w:hAnsi="Times New Roman" w:cs="Times New Roman"/>
+          <w:sz w:val="28"/>
+          <w:szCs w:val="28"/>
+        </w:rPr>
+        <w:t>is</w:t>
+      </w:r>
+      <w:proofErr w:type="spellEnd"/>
+      <w:r>
+        <w:rPr>
+          <w:rFonts w:ascii="Times New Roman" w:hAnsi="Times New Roman" w:cs="Times New Roman"/>
+          <w:sz w:val="28"/>
+          <w:szCs w:val="28"/>
+        </w:rPr>
+        <w:t xml:space="preserve"> </w:t>
+      </w:r>
+      <w:proofErr w:type="spellStart"/>
+      <w:r>
+        <w:rPr>
+          <w:rFonts w:ascii="Times New Roman" w:hAnsi="Times New Roman" w:cs="Times New Roman"/>
+          <w:sz w:val="28"/>
+          <w:szCs w:val="28"/>
+        </w:rPr>
+        <w:t>not</w:t>
+      </w:r>
+      <w:proofErr w:type="spellEnd"/>
+      <w:r>
+        <w:rPr>
+          <w:rFonts w:ascii="Times New Roman" w:hAnsi="Times New Roman" w:cs="Times New Roman"/>
+          <w:sz w:val="28"/>
+          <w:szCs w:val="28"/>
+        </w:rPr>
+        <w:t xml:space="preserve"> </w:t>
+      </w:r>
+      <w:proofErr w:type="spellStart"/>
+      <w:r>
+        <w:rPr>
+          <w:rFonts w:ascii="Times New Roman" w:hAnsi="Times New Roman" w:cs="Times New Roman"/>
+          <w:sz w:val="28"/>
+          <w:szCs w:val="28"/>
+        </w:rPr>
+        <w:t>defined</w:t>
+      </w:r>
+      <w:proofErr w:type="spellEnd"/>
+      <w:r>
+        <w:rPr>
+          <w:rFonts w:ascii="Times New Roman" w:hAnsi="Times New Roman" w:cs="Times New Roman"/>
+          <w:sz w:val="28"/>
+          <w:szCs w:val="28"/>
+        </w:rPr>
+        <w:t xml:space="preserve"> </w:t>
+      </w:r>
+      <w:proofErr w:type="spellStart"/>
+      <w:r>
+        <w:rPr>
+          <w:rFonts w:ascii="Times New Roman" w:hAnsi="Times New Roman" w:cs="Times New Roman"/>
+          <w:sz w:val="28"/>
+          <w:szCs w:val="28"/>
+        </w:rPr>
+        <w:t>for</w:t>
+      </w:r>
+      <w:proofErr w:type="spellEnd"/>
+      <w:r>
+        <w:rPr>
+          <w:rFonts w:ascii="Times New Roman" w:hAnsi="Times New Roman" w:cs="Times New Roman"/>
+          <w:sz w:val="28"/>
+          <w:szCs w:val="28"/>
+        </w:rPr>
+        <w:t xml:space="preserve"> </w:t>
+      </w:r>
+      <w:proofErr w:type="spellStart"/>
+      <w:r>
+        <w:rPr>
+          <w:rFonts w:ascii="Times New Roman" w:hAnsi="Times New Roman" w:cs="Times New Roman"/>
+          <w:sz w:val="28"/>
+          <w:szCs w:val="28"/>
+        </w:rPr>
+        <w:t>this</w:t>
+      </w:r>
+      <w:proofErr w:type="spellEnd"/>
+      <w:r>
+        <w:rPr>
+          <w:rFonts w:ascii="Times New Roman" w:hAnsi="Times New Roman" w:cs="Times New Roman"/>
+          <w:sz w:val="28"/>
+          <w:szCs w:val="28"/>
+        </w:rPr>
+        <w:t xml:space="preserve"> x.\n");</w:t>
       </w:r>
     </w:p>
     <w:p>
@@ -3042,7 +4136,25 @@
           <w:sz w:val="28"/>
           <w:szCs w:val="28"/>
         </w:rPr>
-        <w:t xml:space="preserve">    return 0;</w:t>
+        <w:t xml:space="preserve">    </w:t>
+      </w:r>
+      <w:proofErr w:type="spellStart"/>
+      <w:r>
+        <w:rPr>
+          <w:rFonts w:ascii="Times New Roman" w:hAnsi="Times New Roman" w:cs="Times New Roman"/>
+          <w:sz w:val="28"/>
+          <w:szCs w:val="28"/>
+        </w:rPr>
+        <w:t>return</w:t>
+      </w:r>
+      <w:proofErr w:type="spellEnd"/>
+      <w:r>
+        <w:rPr>
+          <w:rFonts w:ascii="Times New Roman" w:hAnsi="Times New Roman" w:cs="Times New Roman"/>
+          <w:sz w:val="28"/>
+          <w:szCs w:val="28"/>
+        </w:rPr>
+        <w:t xml:space="preserve"> 0;</w:t>
       </w:r>
     </w:p>
     <w:p>
